--- a/devoirs/devoir3/devoir3.docx
+++ b/devoirs/devoir3/devoir3.docx
@@ -741,7 +741,7 @@
         <w:rPr>
           <w:lang w:val="fr-CA"/>
         </w:rPr>
-        <w:br/>
+        <w:t xml:space="preserve"> : </w:t>
       </w:r>
       <w:hyperlink r:id="rId11" w:history="1">
         <w:proofErr w:type="spellStart"/>
@@ -756,6 +756,11 @@
       </w:hyperlink>
     </w:p>
     <w:p>
+      <w:pPr>
+        <w:rPr>
+          <w:lang w:val="fr-CA"/>
+        </w:rPr>
+      </w:pPr>
       <w:r>
         <w:rPr>
           <w:lang w:val="fr-CA"/>
@@ -790,31 +795,68 @@
         <w:rPr>
           <w:lang w:val="fr-CA"/>
         </w:rPr>
-        <w:br/>
+        <w:t xml:space="preserve"> </w:t>
       </w:r>
       <w:hyperlink r:id="rId12" w:history="1">
         <w:proofErr w:type="spellStart"/>
         <w:r>
           <w:rPr>
             <w:rStyle w:val="Hyperlien"/>
+            <w:lang w:val="fr-CA"/>
           </w:rPr>
           <w:t>file_ref.ref</w:t>
         </w:r>
         <w:proofErr w:type="spellEnd"/>
       </w:hyperlink>
-    </w:p>
-    <w:p>
-      <w:pPr>
-        <w:rPr>
-          <w:lang w:val="fr-CA"/>
-        </w:rPr>
-      </w:pPr>
-      <w:r>
-        <w:rPr>
-          <w:lang w:val="fr-CA"/>
-        </w:rPr>
-        <w:lastRenderedPageBreak/>
-        <w:t xml:space="preserve">Donner aussi la machine </w:t>
+      <w:r>
+        <w:rPr>
+          <w:lang w:val="fr-CA"/>
+        </w:rPr>
+        <w:t xml:space="preserve">. </w:t>
+      </w:r>
+      <w:r>
+        <w:rPr>
+          <w:lang w:val="fr-CA"/>
+        </w:rPr>
+        <w:t>Il s’agit d’un raffinement par file circulaire dans un vecteur.</w:t>
+      </w:r>
+      <w:r>
+        <w:rPr>
+          <w:lang w:val="fr-CA"/>
+        </w:rPr>
+        <w:br/>
+      </w:r>
+    </w:p>
+    <w:p>
+      <w:pPr>
+        <w:rPr>
+          <w:lang w:val="fr-CA"/>
+        </w:rPr>
+      </w:pPr>
+    </w:p>
+    <w:p>
+      <w:pPr>
+        <w:rPr>
+          <w:lang w:val="fr-CA"/>
+        </w:rPr>
+      </w:pPr>
+      <w:r>
+        <w:rPr>
+          <w:lang w:val="fr-CA"/>
+        </w:rPr>
+        <w:t>Donne</w:t>
+      </w:r>
+      <w:r>
+        <w:rPr>
+          <w:lang w:val="fr-CA"/>
+        </w:rPr>
+        <w:t>z</w:t>
+      </w:r>
+      <w:r>
+        <w:rPr>
+          <w:lang w:val="fr-CA"/>
+        </w:rPr>
+        <w:t xml:space="preserve"> aussi la machine </w:t>
       </w:r>
       <w:proofErr w:type="spellStart"/>
       <w:r>
@@ -1835,7 +1877,6 @@
           <w:color w:val="FF0000"/>
           <w:lang w:val="fr-CA"/>
         </w:rPr>
-        <w:lastRenderedPageBreak/>
         <w:t>method</w:t>
       </w:r>
       <w:proofErr w:type="spellEnd"/>
